--- a/static/Curriculum_Miguel_Angel_Llacta_Flores-backend-es.docx
+++ b/static/Curriculum_Miguel_Angel_Llacta_Flores-backend-es.docx
@@ -49,7 +49,7 @@
             <w:r>
               <w:t xml:space="preserve">🏠 Lima, Perú - 💼 </w:t>
             </w:r>
-            <w:hyperlink w:history="1" r:id="rIdddpugzi2ioh1y4yahhzyb">
+            <w:hyperlink w:history="1" r:id="rId5-qr-zk17c38a2_zk8xnz">
               <w:r>
                 <w:rPr>
                   <w:rStyle w:val="Hyperlink"/>
@@ -60,7 +60,7 @@
             <w:r>
               <w:t xml:space="preserve"> - 🌐 </w:t>
             </w:r>
-            <w:hyperlink w:history="1" r:id="rId9ifuj9nht_4wqvbpntc7d">
+            <w:hyperlink w:history="1" r:id="rIdgvpkmn6iwcvkwoogs7mfz">
               <w:r>
                 <w:rPr>
                   <w:rStyle w:val="Hyperlink"/>
@@ -191,7 +191,7 @@
           <w:i/>
           <w:iCs/>
         </w:rPr>
-        <w:t xml:space="preserve">	Feb 2022 — nov 2024</w:t>
+        <w:t xml:space="preserve">	Feb 2022 — nov 2025</w:t>
       </w:r>
     </w:p>
     <w:p>
